--- a/Collatio/12/1. Textos/2. Limpios/12-I.docx
+++ b/Collatio/12/1. Textos/2. Limpios/12-I.docx
@@ -1,28 +1,42 @@
 
 <file path=word/document.xml><?xml version="1.0" encoding="utf-8"?>
-<w:document xmlns:wpc="http://schemas.microsoft.com/office/word/2010/wordprocessingCanvas" xmlns:cx="http://schemas.microsoft.com/office/drawing/2014/chartex" xmlns:cx1="http://schemas.microsoft.com/office/drawing/2015/9/8/chartex" xmlns:cx2="http://schemas.microsoft.com/office/drawing/2015/10/21/chartex" xmlns:cx3="http://schemas.microsoft.com/office/drawing/2016/5/9/chartex" xmlns:cx4="http://schemas.microsoft.com/office/drawing/2016/5/10/chartex" xmlns:cx5="http://schemas.microsoft.com/office/drawing/2016/5/11/chartex" xmlns:cx6="http://schemas.microsoft.com/office/drawing/2016/5/12/chartex" xmlns:cx7="http://schemas.microsoft.com/office/drawing/2016/5/13/chartex" xmlns:cx8="http://schemas.microsoft.com/office/drawing/2016/5/14/chartex" xmlns:mc="http://schemas.openxmlformats.org/markup-compatibility/2006" xmlns:aink="http://schemas.microsoft.com/office/drawing/2016/ink" xmlns:am3d="http://schemas.microsoft.com/office/drawing/2017/model3d" xmlns:o="urn:schemas-microsoft-com:office:office" xmlns:oel="http://schemas.microsoft.com/office/2019/extlst" xmlns:r="http://schemas.openxmlformats.org/officeDocument/2006/relationships" xmlns:m="http://schemas.openxmlformats.org/officeDocument/2006/math" xmlns:v="urn:schemas-microsoft-com:vml" xmlns:wp14="http://schemas.microsoft.com/office/word/2010/wordprocessingDrawing" xmlns:wp="http://schemas.openxmlformats.org/drawingml/2006/wordprocessingDrawing" xmlns:w10="urn:schemas-microsoft-com:office:word" xmlns:w="http://schemas.openxmlformats.org/wordprocessingml/2006/main" xmlns:w14="http://schemas.microsoft.com/office/word/2010/wordml" xmlns:w15="http://schemas.microsoft.com/office/word/2012/wordml" xmlns:w16cex="http://schemas.microsoft.com/office/word/2018/wordml/cex" xmlns:w16cid="http://schemas.microsoft.com/office/word/2016/wordml/cid" xmlns:w16="http://schemas.microsoft.com/office/word/2018/wordml" xmlns:w16sdtdh="http://schemas.microsoft.com/office/word/2020/wordml/sdtdatahash" xmlns:w16se="http://schemas.microsoft.com/office/word/2015/wordml/symex" xmlns:wpg="http://schemas.microsoft.com/office/word/2010/wordprocessingGroup" xmlns:wpi="http://schemas.microsoft.com/office/word/2010/wordprocessingInk" xmlns:wne="http://schemas.microsoft.com/office/word/2006/wordml" xmlns:wps="http://schemas.microsoft.com/office/word/2010/wordprocessingShape" mc:Ignorable="w14 w15 w16se w16cid w16 w16cex w16sdtdh wp14">
+<w:document xmlns:wpc="http://schemas.microsoft.com/office/word/2010/wordprocessingCanvas" xmlns:cx="http://schemas.microsoft.com/office/drawing/2014/chartex" xmlns:cx1="http://schemas.microsoft.com/office/drawing/2015/9/8/chartex" xmlns:cx2="http://schemas.microsoft.com/office/drawing/2015/10/21/chartex" xmlns:cx3="http://schemas.microsoft.com/office/drawing/2016/5/9/chartex" xmlns:cx4="http://schemas.microsoft.com/office/drawing/2016/5/10/chartex" xmlns:cx5="http://schemas.microsoft.com/office/drawing/2016/5/11/chartex" xmlns:cx6="http://schemas.microsoft.com/office/drawing/2016/5/12/chartex" xmlns:cx7="http://schemas.microsoft.com/office/drawing/2016/5/13/chartex" xmlns:cx8="http://schemas.microsoft.com/office/drawing/2016/5/14/chartex" xmlns:mc="http://schemas.openxmlformats.org/markup-compatibility/2006" xmlns:aink="http://schemas.microsoft.com/office/drawing/2016/ink" xmlns:am3d="http://schemas.microsoft.com/office/drawing/2017/model3d" xmlns:o="urn:schemas-microsoft-com:office:office" xmlns:oel="http://schemas.microsoft.com/office/2019/extlst" xmlns:r="http://schemas.openxmlformats.org/officeDocument/2006/relationships" xmlns:m="http://schemas.openxmlformats.org/officeDocument/2006/math" xmlns:v="urn:schemas-microsoft-com:vml" xmlns:wp14="http://schemas.microsoft.com/office/word/2010/wordprocessingDrawing" xmlns:wp="http://schemas.openxmlformats.org/drawingml/2006/wordprocessingDrawing" xmlns:w10="urn:schemas-microsoft-com:office:word" xmlns:w="http://schemas.openxmlformats.org/wordprocessingml/2006/main" xmlns:w14="http://schemas.microsoft.com/office/word/2010/wordml" xmlns:w15="http://schemas.microsoft.com/office/word/2012/wordml" xmlns:w16cex="http://schemas.microsoft.com/office/word/2018/wordml/cex" xmlns:w16cid="http://schemas.microsoft.com/office/word/2016/wordml/cid" xmlns:w16="http://schemas.microsoft.com/office/word/2018/wordml" xmlns:w16du="http://schemas.microsoft.com/office/word/2023/wordml/word16du" xmlns:w16sdtdh="http://schemas.microsoft.com/office/word/2020/wordml/sdtdatahash" xmlns:w16sdtfl="http://schemas.microsoft.com/office/word/2024/wordml/sdtformatlock" xmlns:w16se="http://schemas.microsoft.com/office/word/2015/wordml/symex" xmlns:wpg="http://schemas.microsoft.com/office/word/2010/wordprocessingGroup" xmlns:wpi="http://schemas.microsoft.com/office/word/2010/wordprocessingInk" xmlns:wne="http://schemas.microsoft.com/office/word/2006/wordml" xmlns:wps="http://schemas.microsoft.com/office/word/2010/wordprocessingShape" mc:Ignorable="w14 w15 w16se w16cid w16 w16cex w16sdtdh w16sdtfl w16du wp14">
   <w:body>
     <w:p>
+      <w:pPr>
+        <w:rPr>
+          <w:rFonts w:ascii="Brill" w:hAnsi="Brill"/>
+        </w:rPr>
+      </w:pPr>
       <w:r>
+        <w:rPr>
+          <w:rFonts w:ascii="Brill" w:hAnsi="Brill"/>
+        </w:rPr>
         <w:t>Pregunto el diciplo e dixo maestro ruego te que me digas de aquel tiempo que nuestro señor andovo encerrado en el vientre de santa Maria su madre como finco el cielo e la tierra o quien finco en su lugar ca segund que lo yo entiendo tu me dizes que son tres personas e un dios pues si tu quieres dezir que de aquellas tres personas que se encerro la una o las dos en su vientre esto es una razon e si dizes que todas y fueron encerradas dame razon quien fincava fuera en su lugar para mantener el cielo e la tierra e todas las otras criaturas que a en ella respondio el maestro yo te lo dire ya sabes como te dixe que son nueve los cielos e del uno al otro ay bien tanto como de la tierra a este primero que parece a nos pues quando nuestro señor es en el mas alto cielo que es en el noveno para mientes si pudo por todo eso aver mengua alguna en los otros cielos baxos e en la tierra de lo qual hordeno que se non faga asi como el mando e eso mesmo en cada uno de los otros cielos que te ya dixe que como quier que paresca que dios esta en un lugar e non en otro non es asi que en todo logar esta el pues bien d esta guisa hera e fue quando andava en el bientre de santa Maria que como quier que el alli estava encerrado en todo logar estava como de ante ca por aquello no menguava el su poder ni la su alteza e a lo que demas de las tres personas si heran y encerradas la una o las dos o todas tres sepas que todos fueron obrantes el poder del padre el saver del hijo el querer del espiritu santo e estas tres personas se encerraron en un dios non</w:t>
       </w:r>
       <w:r>
         <w:rPr>
+          <w:rFonts w:ascii="Brill" w:hAnsi="Brill"/>
           <w:lang w:val="es-ES"/>
         </w:rPr>
         <w:t xml:space="preserve"> </w:t>
       </w:r>
       <w:r>
+        <w:rPr>
+          <w:rFonts w:ascii="Brill" w:hAnsi="Brill"/>
+        </w:rPr>
         <w:t>desamparando la divinidad el cielo imperio la qual es bien aventurança de todos los bien aventurados por esto dize la nuestra creencia en el salmo de</w:t>
       </w:r>
       <w:r>
         <w:rPr>
+          <w:rFonts w:ascii="Brill" w:hAnsi="Brill"/>
           <w:lang w:val="es-ES"/>
         </w:rPr>
         <w:t xml:space="preserve"> </w:t>
       </w:r>
       <w:r>
         <w:rPr>
+          <w:rFonts w:ascii="Brill" w:hAnsi="Brill"/>
           <w:color w:val="ED7D31" w:themeColor="accent2"/>
           <w:lang w:val="es-ES"/>
         </w:rPr>
@@ -30,12 +44,14 @@
       </w:r>
       <w:r>
         <w:rPr>
+          <w:rFonts w:ascii="Brill" w:hAnsi="Brill"/>
           <w:color w:val="ED7D31" w:themeColor="accent2"/>
         </w:rPr>
         <w:t xml:space="preserve">uicumque </w:t>
       </w:r>
       <w:r>
         <w:rPr>
+          <w:rFonts w:ascii="Brill" w:hAnsi="Brill"/>
           <w:color w:val="ED7D31" w:themeColor="accent2"/>
           <w:lang w:val="es-ES"/>
         </w:rPr>
@@ -43,11 +59,15 @@
       </w:r>
       <w:r>
         <w:rPr>
+          <w:rFonts w:ascii="Brill" w:hAnsi="Brill"/>
           <w:color w:val="ED7D31" w:themeColor="accent2"/>
         </w:rPr>
         <w:t>ult qualis pater tales filius talis spiritus sanctus</w:t>
       </w:r>
       <w:r>
+        <w:rPr>
+          <w:rFonts w:ascii="Brill" w:hAnsi="Brill"/>
+        </w:rPr>
         <w:t xml:space="preserve"> que quiere dezir qual es el padre tal es el fijo tal es el espiritu santo quanto a la esencia que se non pueden departir e asi como la rueda del sol e el su rayo e el su calor e todo es un sol que no se puede partir lo uno de lo otro asi la santa trinidad es un dios</w:t>
       </w:r>
     </w:p>
@@ -62,7 +82,7 @@
 </file>
 
 <file path=word/styles.xml><?xml version="1.0" encoding="utf-8"?>
-<w:styles xmlns:mc="http://schemas.openxmlformats.org/markup-compatibility/2006" xmlns:r="http://schemas.openxmlformats.org/officeDocument/2006/relationships" xmlns:w="http://schemas.openxmlformats.org/wordprocessingml/2006/main" xmlns:w14="http://schemas.microsoft.com/office/word/2010/wordml" xmlns:w15="http://schemas.microsoft.com/office/word/2012/wordml" xmlns:w16cex="http://schemas.microsoft.com/office/word/2018/wordml/cex" xmlns:w16cid="http://schemas.microsoft.com/office/word/2016/wordml/cid" xmlns:w16="http://schemas.microsoft.com/office/word/2018/wordml" xmlns:w16sdtdh="http://schemas.microsoft.com/office/word/2020/wordml/sdtdatahash" xmlns:w16se="http://schemas.microsoft.com/office/word/2015/wordml/symex" mc:Ignorable="w14 w15 w16se w16cid w16 w16cex w16sdtdh">
+<w:styles xmlns:mc="http://schemas.openxmlformats.org/markup-compatibility/2006" xmlns:r="http://schemas.openxmlformats.org/officeDocument/2006/relationships" xmlns:w="http://schemas.openxmlformats.org/wordprocessingml/2006/main" xmlns:w14="http://schemas.microsoft.com/office/word/2010/wordml" xmlns:w15="http://schemas.microsoft.com/office/word/2012/wordml" xmlns:w16cex="http://schemas.microsoft.com/office/word/2018/wordml/cex" xmlns:w16cid="http://schemas.microsoft.com/office/word/2016/wordml/cid" xmlns:w16="http://schemas.microsoft.com/office/word/2018/wordml" xmlns:w16du="http://schemas.microsoft.com/office/word/2023/wordml/word16du" xmlns:w16sdtdh="http://schemas.microsoft.com/office/word/2020/wordml/sdtdatahash" xmlns:w16sdtfl="http://schemas.microsoft.com/office/word/2024/wordml/sdtformatlock" xmlns:w16se="http://schemas.microsoft.com/office/word/2015/wordml/symex" mc:Ignorable="w14 w15 w16se w16cid w16 w16cex w16sdtdh w16sdtfl w16du">
   <w:docDefaults>
     <w:rPrDefault>
       <w:rPr>
